--- a/research-content/forms/hyunsu.docx
+++ b/research-content/forms/hyunsu.docx
@@ -279,63 +279,102 @@
         <w:t>(가능하다면 사진과 함께)</w:t>
       </w:r>
     </w:p>
+    <w:p/>
     <w:p>
       <w:r>
-        <w:drawing>
-          <wp:inline distT="0" distB="0" distL="0" distR="0" wp14:anchorId="2EDD840E" wp14:editId="1CD0C2A4">
-            <wp:extent cx="5119836" cy="2211070"/>
-            <wp:effectExtent l="0" t="0" r="0" b="0"/>
-            <wp:docPr id="6" name="그림 5" descr="텍스트, 그래픽 디자인, 그래픽, 만화 영화이(가) 표시된 사진&#10;&#10;AI 생성 콘텐츠는 정확하지 않을 수 있습니다.">
-              <a:extLst xmlns:a="http://schemas.openxmlformats.org/drawingml/2006/main">
-                <a:ext uri="{FF2B5EF4-FFF2-40B4-BE49-F238E27FC236}">
-                  <a16:creationId xmlns:a16="http://schemas.microsoft.com/office/drawing/2014/main" id="{4078C2A5-84CA-2D55-77AD-307C5F10FBE5}"/>
-                </a:ext>
-              </a:extLst>
-            </wp:docPr>
-            <wp:cNvGraphicFramePr>
-              <a:graphicFrameLocks xmlns:a="http://schemas.openxmlformats.org/drawingml/2006/main" noChangeAspect="1"/>
-            </wp:cNvGraphicFramePr>
-            <a:graphic xmlns:a="http://schemas.openxmlformats.org/drawingml/2006/main">
-              <a:graphicData uri="http://schemas.openxmlformats.org/drawingml/2006/picture">
-                <pic:pic xmlns:pic="http://schemas.openxmlformats.org/drawingml/2006/picture">
-                  <pic:nvPicPr>
-                    <pic:cNvPr id="6" name="그림 5" descr="텍스트, 그래픽 디자인, 그래픽, 만화 영화이(가) 표시된 사진&#10;&#10;AI 생성 콘텐츠는 정확하지 않을 수 있습니다.">
-                      <a:extLst>
-                        <a:ext uri="{FF2B5EF4-FFF2-40B4-BE49-F238E27FC236}">
-                          <a16:creationId xmlns:a16="http://schemas.microsoft.com/office/drawing/2014/main" id="{4078C2A5-84CA-2D55-77AD-307C5F10FBE5}"/>
-                        </a:ext>
-                      </a:extLst>
-                    </pic:cNvPr>
-                    <pic:cNvPicPr>
-                      <a:picLocks noChangeAspect="1"/>
-                    </pic:cNvPicPr>
-                  </pic:nvPicPr>
-                  <pic:blipFill>
-                    <a:blip r:embed="rId5" cstate="print">
-                      <a:extLst>
-                        <a:ext uri="{28A0092B-C50C-407E-A947-70E740481C1C}">
-                          <a14:useLocalDpi xmlns:a14="http://schemas.microsoft.com/office/drawing/2010/main" val="0"/>
-                        </a:ext>
-                      </a:extLst>
-                    </a:blip>
-                    <a:stretch>
-                      <a:fillRect/>
-                    </a:stretch>
-                  </pic:blipFill>
-                  <pic:spPr>
-                    <a:xfrm>
-                      <a:off x="0" y="0"/>
-                      <a:ext cx="5120769" cy="2211473"/>
-                    </a:xfrm>
-                    <a:prstGeom prst="rect">
-                      <a:avLst/>
-                    </a:prstGeom>
-                  </pic:spPr>
-                </pic:pic>
-              </a:graphicData>
-            </a:graphic>
-          </wp:inline>
-        </w:drawing>
+        <w:rPr>
+          <w:rFonts w:hint="eastAsia"/>
+          <w:b/>
+          <w:bCs/>
+        </w:rPr>
+        <w:t>연구</w:t>
+      </w:r>
+      <w:r>
+        <w:rPr>
+          <w:rFonts w:hint="eastAsia"/>
+          <w:b/>
+          <w:bCs/>
+        </w:rPr>
+        <w:t xml:space="preserve"> </w:t>
+      </w:r>
+      <w:proofErr w:type="gramStart"/>
+      <w:r>
+        <w:rPr>
+          <w:rFonts w:hint="eastAsia"/>
+          <w:b/>
+          <w:bCs/>
+        </w:rPr>
+        <w:t>제목</w:t>
+      </w:r>
+      <w:r>
+        <w:rPr>
+          <w:rFonts w:hint="eastAsia"/>
+        </w:rPr>
+        <w:t xml:space="preserve"> :</w:t>
+      </w:r>
+      <w:proofErr w:type="gramEnd"/>
+      <w:r>
+        <w:rPr>
+          <w:rFonts w:hint="eastAsia"/>
+        </w:rPr>
+        <w:t xml:space="preserve"> </w:t>
+      </w:r>
+      <w:r>
+        <w:t>도시</w:t>
+      </w:r>
+      <w:r>
+        <w:t xml:space="preserve"> </w:t>
+      </w:r>
+      <w:r>
+        <w:t>단위</w:t>
+      </w:r>
+      <w:r>
+        <w:t xml:space="preserve"> </w:t>
+      </w:r>
+      <w:r>
+        <w:t>건물</w:t>
+      </w:r>
+      <w:r>
+        <w:t xml:space="preserve"> </w:t>
+      </w:r>
+      <w:r>
+        <w:t>에너지</w:t>
+      </w:r>
+      <w:r>
+        <w:t xml:space="preserve"> </w:t>
+      </w:r>
+      <w:r>
+        <w:t>분석을</w:t>
+      </w:r>
+      <w:r>
+        <w:t xml:space="preserve"> </w:t>
+      </w:r>
+      <w:r>
+        <w:t>위한</w:t>
+      </w:r>
+      <w:r>
+        <w:t xml:space="preserve"> </w:t>
+      </w:r>
+      <w:r>
+        <w:t>일사</w:t>
+      </w:r>
+      <w:r>
+        <w:t xml:space="preserve"> </w:t>
+      </w:r>
+      <w:r>
+        <w:t>반영</w:t>
+      </w:r>
+      <w:r>
+        <w:t xml:space="preserve"> </w:t>
+      </w:r>
+      <w:r>
+        <w:t>대리모델</w:t>
+      </w:r>
+      <w:r>
+        <w:t xml:space="preserve"> </w:t>
+      </w:r>
+      <w:r>
+        <w:t>개발</w:t>
       </w:r>
     </w:p>
     <w:p>
@@ -346,137 +385,6 @@
       </w:pPr>
       <w:r>
         <w:rPr>
-          <w:rFonts w:ascii="-윤고딕350" w:eastAsia="-윤고딕350" w:hint="eastAsia"/>
-        </w:rPr>
-        <w:t xml:space="preserve">연구 </w:t>
-      </w:r>
-      <w:proofErr w:type="gramStart"/>
-      <w:r>
-        <w:rPr>
-          <w:rFonts w:ascii="-윤고딕350" w:eastAsia="-윤고딕350" w:hint="eastAsia"/>
-        </w:rPr>
-        <w:t>제목</w:t>
-      </w:r>
-      <w:r>
-        <w:rPr>
-          <w:rFonts w:hint="eastAsia"/>
-        </w:rPr>
-        <w:t xml:space="preserve"> :</w:t>
-      </w:r>
-      <w:proofErr w:type="gramEnd"/>
-      <w:r>
-        <w:rPr>
-          <w:rFonts w:hint="eastAsia"/>
-        </w:rPr>
-        <w:t xml:space="preserve"> </w:t>
-      </w:r>
-      <w:r>
-        <w:rPr>
-          <w:rFonts w:hint="eastAsia"/>
-        </w:rPr>
-        <w:t>열적</w:t>
-      </w:r>
-      <w:r>
-        <w:rPr>
-          <w:rFonts w:hint="eastAsia"/>
-        </w:rPr>
-        <w:t xml:space="preserve"> </w:t>
-      </w:r>
-      <w:r>
-        <w:rPr>
-          <w:rFonts w:hint="eastAsia"/>
-        </w:rPr>
-        <w:t>특성</w:t>
-      </w:r>
-      <w:r>
-        <w:rPr>
-          <w:rFonts w:hint="eastAsia"/>
-        </w:rPr>
-        <w:t xml:space="preserve"> </w:t>
-      </w:r>
-      <w:r>
-        <w:rPr>
-          <w:rFonts w:hint="eastAsia"/>
-        </w:rPr>
-        <w:t>기반의</w:t>
-      </w:r>
-      <w:r>
-        <w:rPr>
-          <w:rFonts w:hint="eastAsia"/>
-        </w:rPr>
-        <w:t xml:space="preserve"> </w:t>
-      </w:r>
-      <w:r>
-        <w:rPr>
-          <w:rFonts w:hint="eastAsia"/>
-        </w:rPr>
-        <w:t>개인</w:t>
-      </w:r>
-      <w:r>
-        <w:rPr>
-          <w:rFonts w:hint="eastAsia"/>
-        </w:rPr>
-        <w:t xml:space="preserve"> </w:t>
-      </w:r>
-      <w:r>
-        <w:rPr>
-          <w:rFonts w:hint="eastAsia"/>
-        </w:rPr>
-        <w:t>맞춤형</w:t>
-      </w:r>
-      <w:r>
-        <w:rPr>
-          <w:rFonts w:hint="eastAsia"/>
-        </w:rPr>
-        <w:t xml:space="preserve"> </w:t>
-      </w:r>
-      <w:r>
-        <w:rPr>
-          <w:rFonts w:hint="eastAsia"/>
-        </w:rPr>
-        <w:t>좌석</w:t>
-      </w:r>
-      <w:r>
-        <w:rPr>
-          <w:rFonts w:hint="eastAsia"/>
-        </w:rPr>
-        <w:t xml:space="preserve"> </w:t>
-      </w:r>
-      <w:r>
-        <w:rPr>
-          <w:rFonts w:hint="eastAsia"/>
-        </w:rPr>
-        <w:t>선택</w:t>
-      </w:r>
-      <w:r>
-        <w:rPr>
-          <w:rFonts w:hint="eastAsia"/>
-        </w:rPr>
-        <w:t xml:space="preserve"> </w:t>
-      </w:r>
-      <w:r>
-        <w:rPr>
-          <w:rFonts w:hint="eastAsia"/>
-        </w:rPr>
-        <w:t>시스템</w:t>
-      </w:r>
-      <w:r>
-        <w:rPr>
-          <w:rFonts w:hint="eastAsia"/>
-        </w:rPr>
-        <w:t xml:space="preserve"> </w:t>
-      </w:r>
-      <w:r>
-        <w:rPr>
-          <w:rFonts w:hint="eastAsia"/>
-        </w:rPr>
-        <w:t>제안</w:t>
-      </w:r>
-    </w:p>
-    <w:p/>
-    <w:p>
-      <w:r>
-        <w:rPr>
           <w:rFonts w:hint="eastAsia"/>
           <w:b/>
           <w:bCs/>
@@ -514,37 +422,203 @@
         <w:t xml:space="preserve"> </w:t>
       </w:r>
       <w:r>
-        <w:t>현재</w:t>
-      </w:r>
-      <w:r>
-        <w:t xml:space="preserve"> </w:t>
-      </w:r>
-      <w:r>
-        <w:t>대부분의</w:t>
-      </w:r>
-      <w:r>
-        <w:t xml:space="preserve"> </w:t>
-      </w:r>
-      <w:r>
-        <w:t>좌석</w:t>
-      </w:r>
-      <w:r>
-        <w:t xml:space="preserve"> </w:t>
-      </w:r>
-      <w:r>
-        <w:t>배치</w:t>
-      </w:r>
-      <w:r>
-        <w:t xml:space="preserve"> </w:t>
-      </w:r>
-      <w:r>
-        <w:t>시스템은</w:t>
-      </w:r>
-      <w:r>
-        <w:t xml:space="preserve"> </w:t>
-      </w:r>
-      <w:r>
-        <w:t>좌석</w:t>
+        <w:t>도시</w:t>
+      </w:r>
+      <w:r>
+        <w:t xml:space="preserve"> </w:t>
+      </w:r>
+      <w:r>
+        <w:t>건물이</w:t>
+      </w:r>
+      <w:r>
+        <w:t xml:space="preserve"> </w:t>
+      </w:r>
+      <w:r>
+        <w:t>고층화</w:t>
+      </w:r>
+      <w:r>
+        <w:t>·</w:t>
+      </w:r>
+      <w:proofErr w:type="spellStart"/>
+      <w:r>
+        <w:t>고밀화됨에</w:t>
+      </w:r>
+      <w:proofErr w:type="spellEnd"/>
+      <w:r>
+        <w:t xml:space="preserve"> </w:t>
+      </w:r>
+      <w:r>
+        <w:t>따라</w:t>
+      </w:r>
+      <w:r>
+        <w:t xml:space="preserve">, </w:t>
+      </w:r>
+      <w:r>
+        <w:t>인접</w:t>
+      </w:r>
+      <w:r>
+        <w:t xml:space="preserve"> </w:t>
+      </w:r>
+      <w:r>
+        <w:t>건물에</w:t>
+      </w:r>
+      <w:r>
+        <w:t xml:space="preserve"> </w:t>
+      </w:r>
+      <w:r>
+        <w:t>의한</w:t>
+      </w:r>
+      <w:r>
+        <w:t xml:space="preserve"> </w:t>
+      </w:r>
+      <w:r>
+        <w:t>음영은</w:t>
+      </w:r>
+      <w:r>
+        <w:t xml:space="preserve"> </w:t>
+      </w:r>
+      <w:r>
+        <w:t>건물의</w:t>
+      </w:r>
+      <w:r>
+        <w:t xml:space="preserve"> </w:t>
+      </w:r>
+      <w:r>
+        <w:t>일사</w:t>
+      </w:r>
+      <w:r>
+        <w:t xml:space="preserve"> </w:t>
+      </w:r>
+      <w:proofErr w:type="spellStart"/>
+      <w:r>
+        <w:t>획득량과</w:t>
+      </w:r>
+      <w:proofErr w:type="spellEnd"/>
+      <w:r>
+        <w:t xml:space="preserve"> </w:t>
+      </w:r>
+      <w:r>
+        <w:t>냉</w:t>
+      </w:r>
+      <w:r>
+        <w:t>·</w:t>
+      </w:r>
+      <w:r>
+        <w:t>난방</w:t>
+      </w:r>
+      <w:r>
+        <w:t xml:space="preserve"> </w:t>
+      </w:r>
+      <w:r>
+        <w:t>부하</w:t>
+      </w:r>
+      <w:r>
+        <w:t xml:space="preserve"> </w:t>
+      </w:r>
+      <w:r>
+        <w:t>산정에</w:t>
+      </w:r>
+      <w:r>
+        <w:t xml:space="preserve"> </w:t>
+      </w:r>
+      <w:r>
+        <w:t>중요한</w:t>
+      </w:r>
+      <w:r>
+        <w:t xml:space="preserve"> </w:t>
+      </w:r>
+      <w:r>
+        <w:t>영향을</w:t>
+      </w:r>
+      <w:r>
+        <w:t xml:space="preserve"> </w:t>
+      </w:r>
+      <w:r>
+        <w:t>미친다</w:t>
+      </w:r>
+      <w:r>
+        <w:t xml:space="preserve">. </w:t>
+      </w:r>
+      <w:r>
+        <w:t>이러한</w:t>
+      </w:r>
+      <w:r>
+        <w:t xml:space="preserve"> </w:t>
+      </w:r>
+      <w:r>
+        <w:t>음영효과는</w:t>
+      </w:r>
+      <w:r>
+        <w:t xml:space="preserve"> </w:t>
+      </w:r>
+      <w:r>
+        <w:t>인접</w:t>
+      </w:r>
+      <w:r>
+        <w:t xml:space="preserve"> </w:t>
+      </w:r>
+      <w:r>
+        <w:t>건물과의</w:t>
+      </w:r>
+      <w:r>
+        <w:t xml:space="preserve"> </w:t>
+      </w:r>
+      <w:r>
+        <w:t>공간적</w:t>
+      </w:r>
+      <w:r>
+        <w:t xml:space="preserve"> </w:t>
+      </w:r>
+      <w:r>
+        <w:t>관계에</w:t>
+      </w:r>
+      <w:r>
+        <w:t xml:space="preserve"> </w:t>
+      </w:r>
+      <w:r>
+        <w:t>따라</w:t>
+      </w:r>
+      <w:r>
+        <w:t xml:space="preserve"> </w:t>
+      </w:r>
+      <w:r>
+        <w:t>달라지기에</w:t>
+      </w:r>
+      <w:r>
+        <w:t xml:space="preserve">, </w:t>
+      </w:r>
+      <w:r>
+        <w:t>도시</w:t>
+      </w:r>
+      <w:r>
+        <w:t xml:space="preserve"> </w:t>
+      </w:r>
+      <w:r>
+        <w:t>단위</w:t>
+      </w:r>
+      <w:r>
+        <w:t xml:space="preserve"> </w:t>
+      </w:r>
+      <w:r>
+        <w:t>에너지</w:t>
+      </w:r>
+      <w:r>
+        <w:t xml:space="preserve"> </w:t>
+      </w:r>
+      <w:r>
+        <w:t>분석</w:t>
+      </w:r>
+      <w:r>
+        <w:t xml:space="preserve"> </w:t>
+      </w:r>
+      <w:r>
+        <w:t>시</w:t>
+      </w:r>
+      <w:r>
+        <w:t xml:space="preserve"> </w:t>
+      </w:r>
+      <w:r>
+        <w:t>건물</w:t>
       </w:r>
       <w:r>
         <w:t xml:space="preserve"> </w:t>
@@ -555,16 +629,140 @@
       <w:r>
         <w:t xml:space="preserve"> </w:t>
       </w:r>
-      <w:proofErr w:type="spellStart"/>
-      <w:r>
-        <w:t>온열환경의</w:t>
-      </w:r>
-      <w:proofErr w:type="spellEnd"/>
-      <w:r>
-        <w:t xml:space="preserve"> </w:t>
-      </w:r>
-      <w:r>
-        <w:t>차이를</w:t>
+      <w:r>
+        <w:t>상호작용을</w:t>
+      </w:r>
+      <w:r>
+        <w:t xml:space="preserve"> </w:t>
+      </w:r>
+      <w:r>
+        <w:t>반영할</w:t>
+      </w:r>
+      <w:r>
+        <w:t xml:space="preserve"> </w:t>
+      </w:r>
+      <w:r>
+        <w:t>수</w:t>
+      </w:r>
+      <w:r>
+        <w:t xml:space="preserve"> </w:t>
+      </w:r>
+      <w:r>
+        <w:t>있는</w:t>
+      </w:r>
+      <w:r>
+        <w:t xml:space="preserve"> Urban Building Energy Modeling (UBEM)</w:t>
+      </w:r>
+      <w:r>
+        <w:t>이</w:t>
+      </w:r>
+      <w:r>
+        <w:t xml:space="preserve"> </w:t>
+      </w:r>
+      <w:r>
+        <w:t>활용된다</w:t>
+      </w:r>
+      <w:r>
+        <w:t xml:space="preserve">. </w:t>
+      </w:r>
+      <w:r>
+        <w:t>그러나</w:t>
+      </w:r>
+      <w:r>
+        <w:t xml:space="preserve"> </w:t>
+      </w:r>
+      <w:r>
+        <w:t>전통적인</w:t>
+      </w:r>
+      <w:r>
+        <w:t xml:space="preserve"> </w:t>
+      </w:r>
+      <w:r>
+        <w:t>물리</w:t>
+      </w:r>
+      <w:r>
+        <w:t xml:space="preserve"> </w:t>
+      </w:r>
+      <w:r>
+        <w:t>기반</w:t>
+      </w:r>
+      <w:r>
+        <w:t xml:space="preserve"> UBEM</w:t>
+      </w:r>
+      <w:r>
+        <w:t>은</w:t>
+      </w:r>
+      <w:r>
+        <w:t xml:space="preserve"> </w:t>
+      </w:r>
+      <w:r>
+        <w:t>계산</w:t>
+      </w:r>
+      <w:r>
+        <w:t xml:space="preserve"> </w:t>
+      </w:r>
+      <w:r>
+        <w:t>비용이</w:t>
+      </w:r>
+      <w:r>
+        <w:t xml:space="preserve"> </w:t>
+      </w:r>
+      <w:r>
+        <w:t>크고</w:t>
+      </w:r>
+      <w:r>
+        <w:t xml:space="preserve">, </w:t>
+      </w:r>
+      <w:r>
+        <w:t>이를</w:t>
+      </w:r>
+      <w:r>
+        <w:t xml:space="preserve"> </w:t>
+      </w:r>
+      <w:r>
+        <w:t>보완하기</w:t>
+      </w:r>
+      <w:r>
+        <w:t xml:space="preserve"> </w:t>
+      </w:r>
+      <w:r>
+        <w:t>위한</w:t>
+      </w:r>
+      <w:r>
+        <w:t xml:space="preserve"> </w:t>
+      </w:r>
+      <w:r>
+        <w:t>기존</w:t>
+      </w:r>
+      <w:r>
+        <w:t xml:space="preserve"> </w:t>
+      </w:r>
+      <w:r>
+        <w:t>대리모델은</w:t>
+      </w:r>
+      <w:r>
+        <w:t xml:space="preserve"> </w:t>
+      </w:r>
+      <w:r>
+        <w:t>음영</w:t>
+      </w:r>
+      <w:r>
+        <w:t xml:space="preserve"> </w:t>
+      </w:r>
+      <w:r>
+        <w:t>효과를</w:t>
+      </w:r>
+      <w:r>
+        <w:t xml:space="preserve"> </w:t>
+      </w:r>
+      <w:r>
+        <w:t>입력</w:t>
+      </w:r>
+      <w:r>
+        <w:t xml:space="preserve"> </w:t>
+      </w:r>
+      <w:r>
+        <w:t>변수로</w:t>
       </w:r>
       <w:r>
         <w:t xml:space="preserve"> </w:t>
@@ -576,37 +774,55 @@
         <w:t xml:space="preserve"> </w:t>
       </w:r>
       <w:r>
-        <w:t>못해</w:t>
-      </w:r>
-      <w:r>
-        <w:t xml:space="preserve"> </w:t>
-      </w:r>
-      <w:r>
-        <w:t>개인의</w:t>
-      </w:r>
-      <w:r>
-        <w:t xml:space="preserve"> </w:t>
-      </w:r>
-      <w:r>
-        <w:t>열적</w:t>
-      </w:r>
-      <w:r>
-        <w:t xml:space="preserve"> </w:t>
-      </w:r>
-      <w:r>
-        <w:t>쾌적성을</w:t>
-      </w:r>
-      <w:r>
-        <w:t xml:space="preserve"> </w:t>
-      </w:r>
-      <w:r>
-        <w:t>고려하지</w:t>
-      </w:r>
-      <w:r>
-        <w:t xml:space="preserve"> </w:t>
-      </w:r>
-      <w:r>
-        <w:t>못하는</w:t>
+        <w:t>않거나</w:t>
+      </w:r>
+      <w:r>
+        <w:t xml:space="preserve">, </w:t>
+      </w:r>
+      <w:r>
+        <w:t>반영하더라도</w:t>
+      </w:r>
+      <w:r>
+        <w:t xml:space="preserve"> </w:t>
+      </w:r>
+      <w:r>
+        <w:t>음영</w:t>
+      </w:r>
+      <w:r>
+        <w:t xml:space="preserve"> </w:t>
+      </w:r>
+      <w:r>
+        <w:t>데이터를</w:t>
+      </w:r>
+      <w:r>
+        <w:t xml:space="preserve"> </w:t>
+      </w:r>
+      <w:r>
+        <w:t>물리</w:t>
+      </w:r>
+      <w:r>
+        <w:t xml:space="preserve"> </w:t>
+      </w:r>
+      <w:r>
+        <w:t>기반</w:t>
+      </w:r>
+      <w:r>
+        <w:t xml:space="preserve"> </w:t>
+      </w:r>
+      <w:r>
+        <w:t>시뮬레이션으로부터</w:t>
+      </w:r>
+      <w:r>
+        <w:t xml:space="preserve"> </w:t>
+      </w:r>
+      <w:r>
+        <w:t>확보해야</w:t>
+      </w:r>
+      <w:r>
+        <w:t xml:space="preserve"> </w:t>
+      </w:r>
+      <w:r>
+        <w:t>한다는</w:t>
       </w:r>
       <w:r>
         <w:t xml:space="preserve"> </w:t>
@@ -618,279 +834,9 @@
         <w:t xml:space="preserve"> </w:t>
       </w:r>
       <w:r>
-        <w:t>존재합니다</w:t>
-      </w:r>
-      <w:r>
-        <w:t xml:space="preserve">. </w:t>
-      </w:r>
-      <w:r>
-        <w:t>이를</w:t>
-      </w:r>
-      <w:r>
-        <w:t xml:space="preserve"> </w:t>
-      </w:r>
-      <w:r>
-        <w:t>개선하기</w:t>
-      </w:r>
-      <w:r>
-        <w:t xml:space="preserve"> </w:t>
-      </w:r>
-      <w:r>
-        <w:t>위해</w:t>
-      </w:r>
-      <w:r>
-        <w:t xml:space="preserve"> </w:t>
-      </w:r>
-      <w:r>
-        <w:t>대표적인</w:t>
-      </w:r>
-      <w:r>
-        <w:t xml:space="preserve"> </w:t>
-      </w:r>
-      <w:r>
-        <w:t>열적</w:t>
-      </w:r>
-      <w:r>
-        <w:t xml:space="preserve"> </w:t>
-      </w:r>
-      <w:proofErr w:type="spellStart"/>
-      <w:r>
-        <w:t>쾌적성</w:t>
-      </w:r>
-      <w:proofErr w:type="spellEnd"/>
-      <w:r>
-        <w:t xml:space="preserve"> </w:t>
-      </w:r>
-      <w:r>
-        <w:t>지표인</w:t>
-      </w:r>
-      <w:r>
-        <w:t xml:space="preserve"> PMV</w:t>
-      </w:r>
-      <w:r>
-        <w:t>가</w:t>
-      </w:r>
-      <w:r>
-        <w:t xml:space="preserve"> </w:t>
-      </w:r>
-      <w:r>
-        <w:t>활용되고</w:t>
-      </w:r>
-      <w:r>
-        <w:t xml:space="preserve"> </w:t>
-      </w:r>
-      <w:r>
-        <w:t>있으나</w:t>
-      </w:r>
-      <w:r>
-        <w:t xml:space="preserve">, </w:t>
-      </w:r>
-      <w:r>
-        <w:t>기존</w:t>
-      </w:r>
-      <w:r>
-        <w:t xml:space="preserve"> PMV</w:t>
-      </w:r>
-      <w:r>
-        <w:t>는</w:t>
-      </w:r>
-      <w:r>
-        <w:t xml:space="preserve"> </w:t>
-      </w:r>
-      <w:proofErr w:type="spellStart"/>
-      <w:r>
-        <w:t>대사율</w:t>
-      </w:r>
-      <w:proofErr w:type="spellEnd"/>
-      <w:r>
-        <w:t xml:space="preserve"> </w:t>
-      </w:r>
-      <w:r>
-        <w:t>지표인</w:t>
-      </w:r>
-      <w:r>
-        <w:t xml:space="preserve"> MET</w:t>
-      </w:r>
-      <w:r>
-        <w:t>를</w:t>
-      </w:r>
-      <w:r>
-        <w:t xml:space="preserve"> </w:t>
-      </w:r>
-      <w:proofErr w:type="spellStart"/>
-      <w:r>
-        <w:t>표준화하여</w:t>
-      </w:r>
-      <w:proofErr w:type="spellEnd"/>
-      <w:r>
-        <w:t xml:space="preserve"> </w:t>
-      </w:r>
-      <w:r>
-        <w:t>사용함으로써</w:t>
-      </w:r>
-      <w:r>
-        <w:t xml:space="preserve"> </w:t>
-      </w:r>
-      <w:r>
-        <w:t>개인별</w:t>
-      </w:r>
-      <w:r>
-        <w:t xml:space="preserve"> </w:t>
-      </w:r>
-      <w:r>
-        <w:t>열적</w:t>
-      </w:r>
-      <w:r>
-        <w:t xml:space="preserve"> </w:t>
-      </w:r>
-      <w:r>
-        <w:t>특성</w:t>
-      </w:r>
-      <w:r>
-        <w:t xml:space="preserve"> </w:t>
-      </w:r>
-      <w:r>
-        <w:t>차이를</w:t>
-      </w:r>
-      <w:r>
-        <w:t xml:space="preserve"> </w:t>
-      </w:r>
-      <w:r>
-        <w:t>충분히</w:t>
-      </w:r>
-      <w:r>
-        <w:t xml:space="preserve"> </w:t>
-      </w:r>
-      <w:r>
-        <w:t>반영하지</w:t>
-      </w:r>
-      <w:r>
-        <w:t xml:space="preserve"> </w:t>
-      </w:r>
-      <w:r>
-        <w:t>못하고</w:t>
-      </w:r>
-      <w:r>
-        <w:t xml:space="preserve"> </w:t>
-      </w:r>
-      <w:r>
-        <w:t>있습니다</w:t>
-      </w:r>
-      <w:r>
-        <w:t>.</w:t>
-      </w:r>
-    </w:p>
-    <w:p/>
-    <w:p>
-      <w:proofErr w:type="gramStart"/>
-      <w:r>
-        <w:rPr>
-          <w:rFonts w:hint="eastAsia"/>
-          <w:b/>
-          <w:bCs/>
-        </w:rPr>
-        <w:t>연구목표</w:t>
-      </w:r>
-      <w:r>
-        <w:rPr>
-          <w:rFonts w:hint="eastAsia"/>
-          <w:b/>
-          <w:bCs/>
-        </w:rPr>
-        <w:t xml:space="preserve"> </w:t>
-      </w:r>
-      <w:r>
-        <w:rPr>
-          <w:rFonts w:hint="eastAsia"/>
-        </w:rPr>
-        <w:t>:</w:t>
-      </w:r>
-      <w:proofErr w:type="gramEnd"/>
-      <w:r>
-        <w:rPr>
-          <w:rFonts w:hint="eastAsia"/>
-        </w:rPr>
-        <w:t xml:space="preserve"> </w:t>
-      </w:r>
-      <w:r>
-        <w:t>개인별</w:t>
-      </w:r>
-      <w:r>
-        <w:t xml:space="preserve"> MET</w:t>
-      </w:r>
-      <w:r>
-        <w:t>를</w:t>
-      </w:r>
-      <w:r>
-        <w:t xml:space="preserve"> </w:t>
-      </w:r>
-      <w:r>
-        <w:t>산정하여</w:t>
-      </w:r>
-      <w:r>
-        <w:t xml:space="preserve"> PMV</w:t>
-      </w:r>
-      <w:r>
-        <w:t>를</w:t>
-      </w:r>
-      <w:r>
-        <w:t xml:space="preserve"> </w:t>
-      </w:r>
-      <w:r>
-        <w:t>개인화하고</w:t>
-      </w:r>
-      <w:r>
-        <w:t xml:space="preserve">, </w:t>
-      </w:r>
-      <w:r>
-        <w:t>이를</w:t>
-      </w:r>
-      <w:r>
-        <w:t xml:space="preserve"> </w:t>
-      </w:r>
-      <w:r>
-        <w:t>기반으로</w:t>
-      </w:r>
-      <w:r>
-        <w:t xml:space="preserve"> </w:t>
-      </w:r>
-      <w:r>
-        <w:t>맞춤형</w:t>
-      </w:r>
-      <w:r>
-        <w:t xml:space="preserve"> </w:t>
-      </w:r>
-      <w:r>
-        <w:t>좌석</w:t>
-      </w:r>
-      <w:r>
-        <w:t xml:space="preserve"> </w:t>
-      </w:r>
-      <w:r>
-        <w:t>선택</w:t>
-      </w:r>
-      <w:r>
-        <w:t xml:space="preserve"> </w:t>
-      </w:r>
-      <w:r>
-        <w:t>시스템</w:t>
-      </w:r>
-      <w:r>
-        <w:t xml:space="preserve"> </w:t>
-      </w:r>
-      <w:r>
-        <w:t>제안</w:t>
-      </w:r>
-      <w:r>
-        <w:rPr>
-          <w:rFonts w:hint="eastAsia"/>
-        </w:rPr>
-        <w:t>합니다</w:t>
-      </w:r>
-      <w:r>
-        <w:rPr>
-          <w:rFonts w:hint="eastAsia"/>
-        </w:rPr>
+        <w:t>있다</w:t>
+      </w:r>
+      <w:r>
         <w:t>.</w:t>
       </w:r>
     </w:p>
@@ -908,40 +854,457 @@
           <w:b/>
           <w:bCs/>
         </w:rPr>
-        <w:t>Keywords</w:t>
-      </w:r>
-      <w:r>
-        <w:rPr>
-          <w:rFonts w:hint="eastAsia"/>
-        </w:rPr>
-        <w:t xml:space="preserve"> :</w:t>
-      </w:r>
-      <w:r>
-        <w:rPr>
-          <w:rFonts w:hint="eastAsia"/>
-        </w:rPr>
-        <w:t>Predicted</w:t>
+        <w:t>연구목표</w:t>
+      </w:r>
+      <w:r>
+        <w:rPr>
+          <w:rFonts w:hint="eastAsia"/>
+          <w:b/>
+          <w:bCs/>
+        </w:rPr>
+        <w:t xml:space="preserve"> </w:t>
+      </w:r>
+      <w:r>
+        <w:rPr>
+          <w:rFonts w:hint="eastAsia"/>
+        </w:rPr>
+        <w:t>:</w:t>
       </w:r>
       <w:proofErr w:type="gramEnd"/>
       <w:r>
         <w:rPr>
           <w:rFonts w:hint="eastAsia"/>
         </w:rPr>
-        <w:t xml:space="preserve"> Mean Vote, </w:t>
-      </w:r>
-      <w:proofErr w:type="spellStart"/>
-      <w:r>
-        <w:rPr>
-          <w:rFonts w:hint="eastAsia"/>
-        </w:rPr>
-        <w:t>Vitual</w:t>
-      </w:r>
-      <w:proofErr w:type="spellEnd"/>
-      <w:r>
-        <w:rPr>
-          <w:rFonts w:hint="eastAsia"/>
-        </w:rPr>
-        <w:t xml:space="preserve"> sensing, Metabolic Rate, Thermal Comfort, Personalized Seat Reservation</w:t>
+        <w:t xml:space="preserve"> </w:t>
+      </w:r>
+      <w:r>
+        <w:t>일사지표</w:t>
+      </w:r>
+      <w:r>
+        <w:rPr>
+          <w:rFonts w:hint="eastAsia"/>
+        </w:rPr>
+        <w:t xml:space="preserve"> </w:t>
+      </w:r>
+      <w:r>
+        <w:rPr>
+          <w:rFonts w:hint="eastAsia"/>
+        </w:rPr>
+        <w:t>대리모델을</w:t>
+      </w:r>
+      <w:r>
+        <w:rPr>
+          <w:rFonts w:hint="eastAsia"/>
+        </w:rPr>
+        <w:t xml:space="preserve"> </w:t>
+      </w:r>
+      <w:r>
+        <w:rPr>
+          <w:rFonts w:hint="eastAsia"/>
+        </w:rPr>
+        <w:t>통해</w:t>
+      </w:r>
+      <w:r>
+        <w:rPr>
+          <w:rFonts w:hint="eastAsia"/>
+        </w:rPr>
+        <w:t xml:space="preserve"> </w:t>
+      </w:r>
+      <w:r>
+        <w:rPr>
+          <w:rFonts w:hint="eastAsia"/>
+        </w:rPr>
+        <w:t>건물의</w:t>
+      </w:r>
+      <w:r>
+        <w:rPr>
+          <w:rFonts w:hint="eastAsia"/>
+        </w:rPr>
+        <w:t xml:space="preserve"> </w:t>
+      </w:r>
+      <w:r>
+        <w:rPr>
+          <w:rFonts w:hint="eastAsia"/>
+        </w:rPr>
+        <w:t>음영</w:t>
+      </w:r>
+      <w:r>
+        <w:rPr>
+          <w:rFonts w:hint="eastAsia"/>
+        </w:rPr>
+        <w:t xml:space="preserve"> </w:t>
+      </w:r>
+      <w:r>
+        <w:rPr>
+          <w:rFonts w:hint="eastAsia"/>
+        </w:rPr>
+        <w:t>효과를</w:t>
+      </w:r>
+      <w:r>
+        <w:rPr>
+          <w:rFonts w:hint="eastAsia"/>
+        </w:rPr>
+        <w:t xml:space="preserve"> </w:t>
+      </w:r>
+      <w:r>
+        <w:rPr>
+          <w:rFonts w:hint="eastAsia"/>
+        </w:rPr>
+        <w:t>예측하고</w:t>
+      </w:r>
+      <w:r>
+        <w:rPr>
+          <w:rFonts w:hint="eastAsia"/>
+        </w:rPr>
+        <w:t xml:space="preserve">, </w:t>
+      </w:r>
+      <w:r>
+        <w:rPr>
+          <w:rFonts w:hint="eastAsia"/>
+        </w:rPr>
+        <w:t>이를</w:t>
+      </w:r>
+      <w:r>
+        <w:rPr>
+          <w:rFonts w:hint="eastAsia"/>
+        </w:rPr>
+        <w:t xml:space="preserve"> </w:t>
+      </w:r>
+      <w:r>
+        <w:rPr>
+          <w:rFonts w:hint="eastAsia"/>
+        </w:rPr>
+        <w:t>활용하는</w:t>
+      </w:r>
+      <w:r>
+        <w:rPr>
+          <w:rFonts w:hint="eastAsia"/>
+        </w:rPr>
+        <w:t xml:space="preserve"> </w:t>
+      </w:r>
+      <w:r>
+        <w:rPr>
+          <w:rFonts w:hint="eastAsia"/>
+        </w:rPr>
+        <w:t>도시</w:t>
+      </w:r>
+      <w:r>
+        <w:rPr>
+          <w:rFonts w:hint="eastAsia"/>
+        </w:rPr>
+        <w:t xml:space="preserve"> </w:t>
+      </w:r>
+      <w:r>
+        <w:rPr>
+          <w:rFonts w:hint="eastAsia"/>
+        </w:rPr>
+        <w:t>단위</w:t>
+      </w:r>
+      <w:r>
+        <w:rPr>
+          <w:rFonts w:hint="eastAsia"/>
+        </w:rPr>
+        <w:t xml:space="preserve"> </w:t>
+      </w:r>
+      <w:r>
+        <w:rPr>
+          <w:rFonts w:hint="eastAsia"/>
+        </w:rPr>
+        <w:t>건물</w:t>
+      </w:r>
+      <w:r>
+        <w:rPr>
+          <w:rFonts w:hint="eastAsia"/>
+        </w:rPr>
+        <w:t xml:space="preserve"> </w:t>
+      </w:r>
+      <w:r>
+        <w:rPr>
+          <w:rFonts w:hint="eastAsia"/>
+        </w:rPr>
+        <w:t>에너지</w:t>
+      </w:r>
+      <w:r>
+        <w:rPr>
+          <w:rFonts w:hint="eastAsia"/>
+        </w:rPr>
+        <w:t xml:space="preserve"> </w:t>
+      </w:r>
+      <w:r>
+        <w:rPr>
+          <w:rFonts w:hint="eastAsia"/>
+        </w:rPr>
+        <w:t>대리모델을</w:t>
+      </w:r>
+      <w:r>
+        <w:rPr>
+          <w:rFonts w:hint="eastAsia"/>
+        </w:rPr>
+        <w:t xml:space="preserve"> </w:t>
+      </w:r>
+      <w:r>
+        <w:rPr>
+          <w:rFonts w:hint="eastAsia"/>
+        </w:rPr>
+        <w:t>개발한다</w:t>
+      </w:r>
+      <w:r>
+        <w:rPr>
+          <w:rFonts w:hint="eastAsia"/>
+        </w:rPr>
+        <w:t xml:space="preserve">. </w:t>
+      </w:r>
+      <w:r>
+        <w:rPr>
+          <w:rFonts w:hint="eastAsia"/>
+        </w:rPr>
+        <w:t>이를</w:t>
+      </w:r>
+      <w:r>
+        <w:rPr>
+          <w:rFonts w:hint="eastAsia"/>
+        </w:rPr>
+        <w:t xml:space="preserve"> </w:t>
+      </w:r>
+      <w:r>
+        <w:rPr>
+          <w:rFonts w:hint="eastAsia"/>
+        </w:rPr>
+        <w:t>통해</w:t>
+      </w:r>
+      <w:r>
+        <w:rPr>
+          <w:rFonts w:hint="eastAsia"/>
+        </w:rPr>
+        <w:t xml:space="preserve"> </w:t>
+      </w:r>
+      <w:r>
+        <w:rPr>
+          <w:rFonts w:hint="eastAsia"/>
+        </w:rPr>
+        <w:t>건물의</w:t>
+      </w:r>
+      <w:r>
+        <w:rPr>
+          <w:rFonts w:hint="eastAsia"/>
+        </w:rPr>
+        <w:t xml:space="preserve"> </w:t>
+      </w:r>
+      <w:r>
+        <w:rPr>
+          <w:rFonts w:hint="eastAsia"/>
+        </w:rPr>
+        <w:t>음영</w:t>
+      </w:r>
+      <w:r>
+        <w:rPr>
+          <w:rFonts w:hint="eastAsia"/>
+        </w:rPr>
+        <w:t xml:space="preserve"> </w:t>
+      </w:r>
+      <w:r>
+        <w:rPr>
+          <w:rFonts w:hint="eastAsia"/>
+        </w:rPr>
+        <w:t>효과</w:t>
+      </w:r>
+      <w:r>
+        <w:rPr>
+          <w:rFonts w:hint="eastAsia"/>
+        </w:rPr>
+        <w:t xml:space="preserve"> </w:t>
+      </w:r>
+      <w:r>
+        <w:rPr>
+          <w:rFonts w:hint="eastAsia"/>
+        </w:rPr>
+        <w:t>및</w:t>
+      </w:r>
+      <w:r>
+        <w:rPr>
+          <w:rFonts w:hint="eastAsia"/>
+        </w:rPr>
+        <w:t xml:space="preserve"> </w:t>
+      </w:r>
+      <w:r>
+        <w:rPr>
+          <w:rFonts w:hint="eastAsia"/>
+        </w:rPr>
+        <w:t>에너지</w:t>
+      </w:r>
+      <w:r>
+        <w:rPr>
+          <w:rFonts w:hint="eastAsia"/>
+        </w:rPr>
+        <w:t xml:space="preserve"> </w:t>
+      </w:r>
+      <w:r>
+        <w:rPr>
+          <w:rFonts w:hint="eastAsia"/>
+        </w:rPr>
+        <w:t>사용량</w:t>
+      </w:r>
+      <w:r>
+        <w:rPr>
+          <w:rFonts w:hint="eastAsia"/>
+        </w:rPr>
+        <w:t xml:space="preserve"> </w:t>
+      </w:r>
+      <w:r>
+        <w:rPr>
+          <w:rFonts w:hint="eastAsia"/>
+        </w:rPr>
+        <w:t>산출</w:t>
+      </w:r>
+      <w:r>
+        <w:rPr>
+          <w:rFonts w:hint="eastAsia"/>
+        </w:rPr>
+        <w:t xml:space="preserve"> </w:t>
+      </w:r>
+      <w:r>
+        <w:rPr>
+          <w:rFonts w:hint="eastAsia"/>
+        </w:rPr>
+        <w:t>비용을</w:t>
+      </w:r>
+      <w:r>
+        <w:rPr>
+          <w:rFonts w:hint="eastAsia"/>
+        </w:rPr>
+        <w:t xml:space="preserve"> </w:t>
+      </w:r>
+      <w:r>
+        <w:rPr>
+          <w:rFonts w:hint="eastAsia"/>
+        </w:rPr>
+        <w:t>절감하며</w:t>
+      </w:r>
+      <w:r>
+        <w:rPr>
+          <w:rFonts w:hint="eastAsia"/>
+        </w:rPr>
+        <w:t xml:space="preserve">, </w:t>
+      </w:r>
+      <w:r>
+        <w:rPr>
+          <w:rFonts w:hint="eastAsia"/>
+        </w:rPr>
+        <w:t>다양한</w:t>
+      </w:r>
+      <w:r>
+        <w:rPr>
+          <w:rFonts w:hint="eastAsia"/>
+        </w:rPr>
+        <w:t xml:space="preserve"> </w:t>
+      </w:r>
+      <w:r>
+        <w:rPr>
+          <w:rFonts w:hint="eastAsia"/>
+        </w:rPr>
+        <w:t>환경</w:t>
+      </w:r>
+      <w:r>
+        <w:rPr>
+          <w:rFonts w:hint="eastAsia"/>
+        </w:rPr>
+        <w:t xml:space="preserve"> </w:t>
+      </w:r>
+      <w:r>
+        <w:rPr>
+          <w:rFonts w:hint="eastAsia"/>
+        </w:rPr>
+        <w:t>변화</w:t>
+      </w:r>
+      <w:r>
+        <w:rPr>
+          <w:rFonts w:hint="eastAsia"/>
+        </w:rPr>
+        <w:t xml:space="preserve"> </w:t>
+      </w:r>
+      <w:r>
+        <w:rPr>
+          <w:rFonts w:hint="eastAsia"/>
+        </w:rPr>
+        <w:t>시나리오를</w:t>
+      </w:r>
+      <w:r>
+        <w:rPr>
+          <w:rFonts w:hint="eastAsia"/>
+        </w:rPr>
+        <w:t xml:space="preserve"> </w:t>
+      </w:r>
+      <w:r>
+        <w:rPr>
+          <w:rFonts w:hint="eastAsia"/>
+        </w:rPr>
+        <w:t>효율적으로</w:t>
+      </w:r>
+      <w:r>
+        <w:rPr>
+          <w:rFonts w:hint="eastAsia"/>
+        </w:rPr>
+        <w:t xml:space="preserve"> </w:t>
+      </w:r>
+      <w:r>
+        <w:rPr>
+          <w:rFonts w:hint="eastAsia"/>
+        </w:rPr>
+        <w:t>평가할</w:t>
+      </w:r>
+      <w:r>
+        <w:rPr>
+          <w:rFonts w:hint="eastAsia"/>
+        </w:rPr>
+        <w:t xml:space="preserve"> </w:t>
+      </w:r>
+      <w:r>
+        <w:rPr>
+          <w:rFonts w:hint="eastAsia"/>
+        </w:rPr>
+        <w:t>수</w:t>
+      </w:r>
+      <w:r>
+        <w:rPr>
+          <w:rFonts w:hint="eastAsia"/>
+        </w:rPr>
+        <w:t xml:space="preserve"> </w:t>
+      </w:r>
+      <w:r>
+        <w:rPr>
+          <w:rFonts w:hint="eastAsia"/>
+        </w:rPr>
+        <w:t>있는</w:t>
+      </w:r>
+      <w:r>
+        <w:rPr>
+          <w:rFonts w:hint="eastAsia"/>
+        </w:rPr>
+        <w:t xml:space="preserve"> </w:t>
+      </w:r>
+      <w:r>
+        <w:rPr>
+          <w:rFonts w:hint="eastAsia"/>
+        </w:rPr>
+        <w:t>기반을</w:t>
+      </w:r>
+      <w:r>
+        <w:rPr>
+          <w:rFonts w:hint="eastAsia"/>
+        </w:rPr>
+        <w:t xml:space="preserve"> </w:t>
+      </w:r>
+      <w:r>
+        <w:rPr>
+          <w:rFonts w:hint="eastAsia"/>
+        </w:rPr>
+        <w:t>마련한다</w:t>
+      </w:r>
+      <w:r>
+        <w:rPr>
+          <w:rFonts w:hint="eastAsia"/>
+        </w:rPr>
+        <w:t xml:space="preserve">. </w:t>
       </w:r>
     </w:p>
     <w:p/>
@@ -958,6 +1321,36 @@
           <w:b/>
           <w:bCs/>
         </w:rPr>
+        <w:t>Keywords</w:t>
+      </w:r>
+      <w:r>
+        <w:rPr>
+          <w:rFonts w:hint="eastAsia"/>
+        </w:rPr>
+        <w:t xml:space="preserve"> :</w:t>
+      </w:r>
+      <w:proofErr w:type="gramEnd"/>
+      <w:r>
+        <w:rPr>
+          <w:rFonts w:hint="eastAsia"/>
+        </w:rPr>
+        <w:t xml:space="preserve"> Urban Building Energy Modeling (UBEM), Surrogate Model, Shading effect, Interaction between buildings, Data-driven simulation</w:t>
+      </w:r>
+    </w:p>
+    <w:p/>
+    <w:p>
+      <w:pPr>
+        <w:rPr>
+          <w:rFonts w:hint="eastAsia"/>
+        </w:rPr>
+      </w:pPr>
+      <w:proofErr w:type="gramStart"/>
+      <w:r>
+        <w:rPr>
+          <w:rFonts w:hint="eastAsia"/>
+          <w:b/>
+          <w:bCs/>
+        </w:rPr>
         <w:t>TOOLS</w:t>
       </w:r>
       <w:r>
@@ -971,22 +1364,22 @@
         <w:rPr>
           <w:rFonts w:hint="eastAsia"/>
         </w:rPr>
-        <w:t xml:space="preserve"> Python, </w:t>
+        <w:t xml:space="preserve"> </w:t>
+      </w:r>
+      <w:r>
+        <w:rPr>
+          <w:rFonts w:hint="eastAsia"/>
+        </w:rPr>
+        <w:t xml:space="preserve">Pythons, </w:t>
       </w:r>
       <w:proofErr w:type="spellStart"/>
       <w:r>
         <w:rPr>
           <w:rFonts w:hint="eastAsia"/>
         </w:rPr>
-        <w:t>vitual</w:t>
+        <w:t>EnergyPlus</w:t>
       </w:r>
       <w:proofErr w:type="spellEnd"/>
-      <w:r>
-        <w:rPr>
-          <w:rFonts w:hint="eastAsia"/>
-        </w:rPr>
-        <w:t xml:space="preserve"> sensing</w:t>
-      </w:r>
     </w:p>
     <w:sectPr>
       <w:pgSz w:w="11906" w:h="16838"/>
@@ -996,6 +1389,56 @@
     </w:sectPr>
   </w:body>
 </w:document>
+</file>
+
+<file path=word/endnotes.xml><?xml version="1.0" encoding="utf-8"?>
+<w:endnotes xmlns:wpc="http://schemas.microsoft.com/office/word/2010/wordprocessingCanvas" xmlns:cx="http://schemas.microsoft.com/office/drawing/2014/chartex" xmlns:cx1="http://schemas.microsoft.com/office/drawing/2015/9/8/chartex" xmlns:cx2="http://schemas.microsoft.com/office/drawing/2015/10/21/chartex" xmlns:cx3="http://schemas.microsoft.com/office/drawing/2016/5/9/chartex" xmlns:cx4="http://schemas.microsoft.com/office/drawing/2016/5/10/chartex" xmlns:cx5="http://schemas.microsoft.com/office/drawing/2016/5/11/chartex" xmlns:cx6="http://schemas.microsoft.com/office/drawing/2016/5/12/chartex" xmlns:cx7="http://schemas.microsoft.com/office/drawing/2016/5/13/chartex" xmlns:cx8="http://schemas.microsoft.com/office/drawing/2016/5/14/chartex" xmlns:mc="http://schemas.openxmlformats.org/markup-compatibility/2006" xmlns:aink="http://schemas.microsoft.com/office/drawing/2016/ink" xmlns:am3d="http://schemas.microsoft.com/office/drawing/2017/model3d" xmlns:o="urn:schemas-microsoft-com:office:office" xmlns:oel="http://schemas.microsoft.com/office/2019/extlst" xmlns:r="http://schemas.openxmlformats.org/officeDocument/2006/relationships" xmlns:m="http://schemas.openxmlformats.org/officeDocument/2006/math" xmlns:v="urn:schemas-microsoft-com:vml" xmlns:wp14="http://schemas.microsoft.com/office/word/2010/wordprocessingDrawing" xmlns:wp="http://schemas.openxmlformats.org/drawingml/2006/wordprocessingDrawing" xmlns:w10="urn:schemas-microsoft-com:office:word" xmlns:w="http://schemas.openxmlformats.org/wordprocessingml/2006/main" xmlns:w14="http://schemas.microsoft.com/office/word/2010/wordml" xmlns:w15="http://schemas.microsoft.com/office/word/2012/wordml" xmlns:w16cex="http://schemas.microsoft.com/office/word/2018/wordml/cex" xmlns:w16cid="http://schemas.microsoft.com/office/word/2016/wordml/cid" xmlns:w16="http://schemas.microsoft.com/office/word/2018/wordml" xmlns:w16du="http://schemas.microsoft.com/office/word/2023/wordml/word16du" xmlns:w16sdtdh="http://schemas.microsoft.com/office/word/2020/wordml/sdtdatahash" xmlns:w16sdtfl="http://schemas.microsoft.com/office/word/2024/wordml/sdtformatlock" xmlns:w16se="http://schemas.microsoft.com/office/word/2015/wordml/symex" xmlns:wpg="http://schemas.microsoft.com/office/word/2010/wordprocessingGroup" xmlns:wpi="http://schemas.microsoft.com/office/word/2010/wordprocessingInk" xmlns:wne="http://schemas.microsoft.com/office/word/2006/wordml" xmlns:wps="http://schemas.microsoft.com/office/word/2010/wordprocessingShape" mc:Ignorable="w14 w15 w16se w16cid w16 w16cex w16sdtdh w16sdtfl w16du wp14">
+  <w:endnote w:type="separator" w:id="-1">
+    <w:p>
+      <w:pPr>
+        <w:spacing w:after="0"/>
+      </w:pPr>
+      <w:r>
+        <w:separator/>
+      </w:r>
+    </w:p>
+  </w:endnote>
+  <w:endnote w:type="continuationSeparator" w:id="0">
+    <w:p>
+      <w:pPr>
+        <w:spacing w:after="0"/>
+      </w:pPr>
+      <w:r>
+        <w:continuationSeparator/>
+      </w:r>
+    </w:p>
+  </w:endnote>
+</w:endnotes>
+</file>
+
+<file path=word/footnotes.xml><?xml version="1.0" encoding="utf-8"?>
+<w:footnotes xmlns:wpc="http://schemas.microsoft.com/office/word/2010/wordprocessingCanvas" xmlns:cx="http://schemas.microsoft.com/office/drawing/2014/chartex" xmlns:cx1="http://schemas.microsoft.com/office/drawing/2015/9/8/chartex" xmlns:cx2="http://schemas.microsoft.com/office/drawing/2015/10/21/chartex" xmlns:cx3="http://schemas.microsoft.com/office/drawing/2016/5/9/chartex" xmlns:cx4="http://schemas.microsoft.com/office/drawing/2016/5/10/chartex" xmlns:cx5="http://schemas.microsoft.com/office/drawing/2016/5/11/chartex" xmlns:cx6="http://schemas.microsoft.com/office/drawing/2016/5/12/chartex" xmlns:cx7="http://schemas.microsoft.com/office/drawing/2016/5/13/chartex" xmlns:cx8="http://schemas.microsoft.com/office/drawing/2016/5/14/chartex" xmlns:mc="http://schemas.openxmlformats.org/markup-compatibility/2006" xmlns:aink="http://schemas.microsoft.com/office/drawing/2016/ink" xmlns:am3d="http://schemas.microsoft.com/office/drawing/2017/model3d" xmlns:o="urn:schemas-microsoft-com:office:office" xmlns:oel="http://schemas.microsoft.com/office/2019/extlst" xmlns:r="http://schemas.openxmlformats.org/officeDocument/2006/relationships" xmlns:m="http://schemas.openxmlformats.org/officeDocument/2006/math" xmlns:v="urn:schemas-microsoft-com:vml" xmlns:wp14="http://schemas.microsoft.com/office/word/2010/wordprocessingDrawing" xmlns:wp="http://schemas.openxmlformats.org/drawingml/2006/wordprocessingDrawing" xmlns:w10="urn:schemas-microsoft-com:office:word" xmlns:w="http://schemas.openxmlformats.org/wordprocessingml/2006/main" xmlns:w14="http://schemas.microsoft.com/office/word/2010/wordml" xmlns:w15="http://schemas.microsoft.com/office/word/2012/wordml" xmlns:w16cex="http://schemas.microsoft.com/office/word/2018/wordml/cex" xmlns:w16cid="http://schemas.microsoft.com/office/word/2016/wordml/cid" xmlns:w16="http://schemas.microsoft.com/office/word/2018/wordml" xmlns:w16du="http://schemas.microsoft.com/office/word/2023/wordml/word16du" xmlns:w16sdtdh="http://schemas.microsoft.com/office/word/2020/wordml/sdtdatahash" xmlns:w16sdtfl="http://schemas.microsoft.com/office/word/2024/wordml/sdtformatlock" xmlns:w16se="http://schemas.microsoft.com/office/word/2015/wordml/symex" xmlns:wpg="http://schemas.microsoft.com/office/word/2010/wordprocessingGroup" xmlns:wpi="http://schemas.microsoft.com/office/word/2010/wordprocessingInk" xmlns:wne="http://schemas.microsoft.com/office/word/2006/wordml" xmlns:wps="http://schemas.microsoft.com/office/word/2010/wordprocessingShape" mc:Ignorable="w14 w15 w16se w16cid w16 w16cex w16sdtdh w16sdtfl w16du wp14">
+  <w:footnote w:type="separator" w:id="-1">
+    <w:p>
+      <w:pPr>
+        <w:spacing w:after="0"/>
+      </w:pPr>
+      <w:r>
+        <w:separator/>
+      </w:r>
+    </w:p>
+  </w:footnote>
+  <w:footnote w:type="continuationSeparator" w:id="0">
+    <w:p>
+      <w:pPr>
+        <w:spacing w:after="0"/>
+      </w:pPr>
+      <w:r>
+        <w:continuationSeparator/>
+      </w:r>
+    </w:p>
+  </w:footnote>
+</w:footnotes>
 </file>
 
 <file path=word/numbering.xml><?xml version="1.0" encoding="utf-8"?>
@@ -2016,6 +2459,56 @@
       <w:spacing w:val="5"/>
     </w:rPr>
   </w:style>
+  <w:style w:type="paragraph" w:styleId="aa">
+    <w:name w:val="header"/>
+    <w:basedOn w:val="a"/>
+    <w:link w:val="Char3"/>
+    <w:uiPriority w:val="99"/>
+    <w:unhideWhenUsed/>
+    <w:rsid w:val="00552FA3"/>
+    <w:pPr>
+      <w:tabs>
+        <w:tab w:val="center" w:pos="4513"/>
+        <w:tab w:val="right" w:pos="9026"/>
+      </w:tabs>
+      <w:snapToGrid w:val="0"/>
+    </w:pPr>
+  </w:style>
+  <w:style w:type="character" w:customStyle="1" w:styleId="Char3">
+    <w:name w:val="머리글 Char"/>
+    <w:basedOn w:val="a0"/>
+    <w:link w:val="aa"/>
+    <w:uiPriority w:val="99"/>
+    <w:rsid w:val="00552FA3"/>
+    <w:rPr>
+      <w:rFonts w:eastAsia="SUIT Light"/>
+    </w:rPr>
+  </w:style>
+  <w:style w:type="paragraph" w:styleId="ab">
+    <w:name w:val="footer"/>
+    <w:basedOn w:val="a"/>
+    <w:link w:val="Char4"/>
+    <w:uiPriority w:val="99"/>
+    <w:unhideWhenUsed/>
+    <w:rsid w:val="00552FA3"/>
+    <w:pPr>
+      <w:tabs>
+        <w:tab w:val="center" w:pos="4513"/>
+        <w:tab w:val="right" w:pos="9026"/>
+      </w:tabs>
+      <w:snapToGrid w:val="0"/>
+    </w:pPr>
+  </w:style>
+  <w:style w:type="character" w:customStyle="1" w:styleId="Char4">
+    <w:name w:val="바닥글 Char"/>
+    <w:basedOn w:val="a0"/>
+    <w:link w:val="ab"/>
+    <w:uiPriority w:val="99"/>
+    <w:rsid w:val="00552FA3"/>
+    <w:rPr>
+      <w:rFonts w:eastAsia="SUIT Light"/>
+    </w:rPr>
+  </w:style>
 </w:styles>
 </file>
 
